--- a/backend/word_templates/工程类/集团外工程/机械租赁/五选二/7.供应商资格审核表.docx
+++ b/backend/word_templates/工程类/集团外工程/机械租赁/五选二/7.供应商资格审核表.docx
@@ -202,7 +202,7 @@
               <w:rPr>
                 <w:rFonts w:hint="eastAsia" w:ascii="仿宋_GB2312" w:eastAsia="仿宋_GB2312" w:cs="AdobeSongStd-Light"/>
                 <w:b/>
-                <w:color w:val="auto"/>
+                <w:color w:val="0000FF"/>
                 <w:kern w:val="0"/>
                 <w:sz w:val="24"/>
                 <w:highlight w:val="none"/>
@@ -262,7 +262,7 @@
               <w:rPr>
                 <w:rFonts w:ascii="仿宋_GB2312" w:eastAsia="仿宋_GB2312" w:cs="AdobeSongStd-Light"/>
                 <w:b/>
-                <w:color w:val="auto"/>
+                <w:color w:val="0000FF"/>
                 <w:kern w:val="0"/>
                 <w:sz w:val="24"/>
                 <w:highlight w:val="none"/>
@@ -273,7 +273,7 @@
                 <w:rFonts w:hint="eastAsia" w:ascii="仿宋_GB2312" w:eastAsia="仿宋_GB2312" w:cs="AdobeSongStd-Light"/>
                 <w:b w:val="0"/>
                 <w:bCs/>
-                <w:color w:val="auto"/>
+                <w:color w:val="0000FF"/>
                 <w:kern w:val="0"/>
                 <w:sz w:val="24"/>
                 <w:highlight w:val="none"/>
@@ -380,7 +380,7 @@
               <w:rPr>
                 <w:rFonts w:hint="default" w:ascii="仿宋_GB2312" w:eastAsia="仿宋_GB2312" w:cs="AdobeSongStd-Light"/>
                 <w:b/>
-                <w:color w:val="auto"/>
+                <w:color w:val="0000FF"/>
                 <w:kern w:val="0"/>
                 <w:sz w:val="24"/>
                 <w:highlight w:val="none"/>
@@ -390,7 +390,7 @@
             <w:r>
               <w:rPr>
                 <w:rFonts w:hint="eastAsia" w:ascii="仿宋_GB2312" w:hAnsi="宋体" w:eastAsia="仿宋_GB2312" w:cs="宋体"/>
-                <w:color w:val="auto"/>
+                <w:color w:val="0000FF"/>
                 <w:kern w:val="0"/>
                 <w:sz w:val="24"/>
                 <w:highlight w:val="none"/>
@@ -494,7 +494,7 @@
               <w:jc w:val="center"/>
               <w:rPr>
                 <w:rFonts w:hint="default" w:ascii="仿宋_GB2312" w:hAnsi="宋体" w:eastAsia="仿宋_GB2312" w:cs="宋体"/>
-                <w:color w:val="auto"/>
+                <w:color w:val="0000FF"/>
                 <w:kern w:val="0"/>
                 <w:sz w:val="24"/>
                 <w:highlight w:val="none"/>
@@ -504,7 +504,7 @@
             <w:r>
               <w:rPr>
                 <w:rFonts w:hint="eastAsia" w:ascii="仿宋_GB2312" w:hAnsi="宋体" w:eastAsia="仿宋_GB2312" w:cs="宋体"/>
-                <w:color w:val="auto"/>
+                <w:color w:val="0000FF"/>
                 <w:kern w:val="0"/>
                 <w:sz w:val="24"/>
                 <w:highlight w:val="none"/>
@@ -529,7 +529,7 @@
               <w:jc w:val="center"/>
               <w:rPr>
                 <w:rFonts w:hint="default" w:ascii="仿宋_GB2312" w:hAnsi="宋体" w:eastAsia="仿宋_GB2312" w:cs="宋体"/>
-                <w:color w:val="auto"/>
+                <w:color w:val="0000FF"/>
                 <w:kern w:val="0"/>
                 <w:sz w:val="24"/>
                 <w:highlight w:val="none"/>
@@ -539,7 +539,7 @@
             <w:r>
               <w:rPr>
                 <w:rFonts w:hint="eastAsia" w:ascii="仿宋_GB2312" w:hAnsi="宋体" w:eastAsia="仿宋_GB2312" w:cs="宋体"/>
-                <w:color w:val="auto"/>
+                <w:color w:val="0000FF"/>
                 <w:kern w:val="0"/>
                 <w:sz w:val="24"/>
                 <w:highlight w:val="none"/>
@@ -2600,30 +2600,10 @@
     </w:p>
     <w:p>
       <w:pPr>
-        <w:rPr>
-          <w:rFonts w:hint="eastAsia" w:ascii="仿宋_GB2312" w:hAnsi="仿宋_GB2312" w:eastAsia="仿宋_GB2312" w:cs="仿宋_GB2312"/>
-          <w:color w:val="auto"/>
-          <w:szCs w:val="21"/>
-          <w:highlight w:val="none"/>
-        </w:rPr>
-      </w:pPr>
-    </w:p>
-    <w:p>
-      <w:pPr>
-        <w:rPr>
-          <w:rFonts w:hint="eastAsia" w:ascii="仿宋_GB2312" w:hAnsi="仿宋_GB2312" w:eastAsia="仿宋_GB2312" w:cs="仿宋_GB2312"/>
-          <w:color w:val="auto"/>
-          <w:szCs w:val="21"/>
-          <w:highlight w:val="none"/>
-        </w:rPr>
-      </w:pPr>
-    </w:p>
-    <w:p>
-      <w:pPr>
         <w:keepNext w:val="0"/>
         <w:keepLines w:val="0"/>
-        <w:pageBreakBefore w:val="0"/>
-        <w:widowControl/>
+        <w:pageBreakBefore/>
+        <w:widowControl w:val="0"/>
         <w:kinsoku/>
         <w:wordWrap/>
         <w:overflowPunct/>
@@ -2808,7 +2788,7 @@
               <w:rPr>
                 <w:rFonts w:ascii="仿宋_GB2312" w:eastAsia="仿宋_GB2312" w:cs="AdobeSongStd-Light"/>
                 <w:b/>
-                <w:color w:val="auto"/>
+                <w:color w:val="0000FF"/>
                 <w:kern w:val="0"/>
                 <w:sz w:val="24"/>
                 <w:highlight w:val="none"/>
@@ -2818,7 +2798,7 @@
               <w:rPr>
                 <w:rFonts w:hint="eastAsia" w:ascii="仿宋_GB2312" w:eastAsia="仿宋_GB2312" w:cs="AdobeSongStd-Light"/>
                 <w:b/>
-                <w:color w:val="auto"/>
+                <w:color w:val="0000FF"/>
                 <w:kern w:val="0"/>
                 <w:sz w:val="24"/>
                 <w:highlight w:val="none"/>
@@ -2879,7 +2859,7 @@
               <w:rPr>
                 <w:rFonts w:ascii="仿宋_GB2312" w:eastAsia="仿宋_GB2312" w:cs="AdobeSongStd-Light"/>
                 <w:b/>
-                <w:color w:val="auto"/>
+                <w:color w:val="0000FF"/>
                 <w:kern w:val="0"/>
                 <w:sz w:val="24"/>
                 <w:highlight w:val="none"/>
@@ -2890,7 +2870,7 @@
                 <w:rFonts w:hint="eastAsia" w:ascii="仿宋_GB2312" w:eastAsia="仿宋_GB2312" w:cs="AdobeSongStd-Light"/>
                 <w:b w:val="0"/>
                 <w:bCs/>
-                <w:color w:val="auto"/>
+                <w:color w:val="0000FF"/>
                 <w:kern w:val="0"/>
                 <w:sz w:val="24"/>
                 <w:highlight w:val="none"/>
@@ -2997,7 +2977,7 @@
               <w:rPr>
                 <w:rFonts w:hint="default" w:ascii="仿宋_GB2312" w:eastAsia="仿宋_GB2312" w:cs="AdobeSongStd-Light"/>
                 <w:b/>
-                <w:color w:val="auto"/>
+                <w:color w:val="0000FF"/>
                 <w:kern w:val="0"/>
                 <w:sz w:val="24"/>
                 <w:highlight w:val="none"/>
@@ -3007,7 +2987,7 @@
             <w:r>
               <w:rPr>
                 <w:rFonts w:hint="eastAsia" w:ascii="仿宋_GB2312" w:hAnsi="宋体" w:eastAsia="仿宋_GB2312" w:cs="宋体"/>
-                <w:color w:val="auto"/>
+                <w:color w:val="0000FF"/>
                 <w:kern w:val="0"/>
                 <w:sz w:val="24"/>
                 <w:highlight w:val="none"/>
@@ -3111,7 +3091,7 @@
               <w:jc w:val="center"/>
               <w:rPr>
                 <w:rFonts w:hint="default" w:ascii="仿宋_GB2312" w:hAnsi="宋体" w:eastAsia="仿宋_GB2312" w:cs="宋体"/>
-                <w:color w:val="auto"/>
+                <w:color w:val="0000FF"/>
                 <w:kern w:val="0"/>
                 <w:sz w:val="24"/>
                 <w:highlight w:val="none"/>
@@ -3121,7 +3101,7 @@
             <w:r>
               <w:rPr>
                 <w:rFonts w:hint="eastAsia" w:ascii="仿宋_GB2312" w:hAnsi="宋体" w:eastAsia="仿宋_GB2312" w:cs="宋体"/>
-                <w:color w:val="auto"/>
+                <w:color w:val="0000FF"/>
                 <w:kern w:val="0"/>
                 <w:sz w:val="24"/>
                 <w:highlight w:val="none"/>
@@ -3146,7 +3126,7 @@
               <w:jc w:val="center"/>
               <w:rPr>
                 <w:rFonts w:hint="default" w:ascii="仿宋_GB2312" w:hAnsi="宋体" w:eastAsia="仿宋_GB2312" w:cs="宋体"/>
-                <w:color w:val="auto"/>
+                <w:color w:val="0000FF"/>
                 <w:kern w:val="0"/>
                 <w:sz w:val="24"/>
                 <w:highlight w:val="none"/>
@@ -3156,7 +3136,7 @@
             <w:r>
               <w:rPr>
                 <w:rFonts w:hint="eastAsia" w:ascii="仿宋_GB2312" w:hAnsi="宋体" w:eastAsia="仿宋_GB2312" w:cs="宋体"/>
-                <w:color w:val="auto"/>
+                <w:color w:val="0000FF"/>
                 <w:kern w:val="0"/>
                 <w:sz w:val="24"/>
                 <w:highlight w:val="none"/>
@@ -5117,30 +5097,10 @@
     </w:p>
     <w:p>
       <w:pPr>
-        <w:rPr>
-          <w:rFonts w:hint="eastAsia" w:ascii="仿宋_GB2312" w:hAnsi="仿宋_GB2312" w:eastAsia="仿宋_GB2312" w:cs="仿宋_GB2312"/>
-          <w:color w:val="auto"/>
-          <w:szCs w:val="21"/>
-          <w:highlight w:val="none"/>
-        </w:rPr>
-      </w:pPr>
-    </w:p>
-    <w:p>
-      <w:pPr>
-        <w:rPr>
-          <w:rFonts w:hint="eastAsia" w:ascii="仿宋_GB2312" w:hAnsi="仿宋_GB2312" w:eastAsia="仿宋_GB2312" w:cs="仿宋_GB2312"/>
-          <w:color w:val="auto"/>
-          <w:szCs w:val="21"/>
-          <w:highlight w:val="none"/>
-        </w:rPr>
-      </w:pPr>
-    </w:p>
-    <w:p>
-      <w:pPr>
         <w:keepNext w:val="0"/>
         <w:keepLines w:val="0"/>
-        <w:pageBreakBefore w:val="0"/>
-        <w:widowControl/>
+        <w:pageBreakBefore/>
+        <w:widowControl w:val="0"/>
         <w:kinsoku/>
         <w:wordWrap/>
         <w:overflowPunct/>
@@ -5335,7 +5295,7 @@
               <w:rPr>
                 <w:rFonts w:hint="eastAsia" w:ascii="仿宋_GB2312" w:eastAsia="仿宋_GB2312" w:cs="AdobeSongStd-Light"/>
                 <w:b/>
-                <w:color w:val="auto"/>
+                <w:color w:val="0000FF"/>
                 <w:kern w:val="0"/>
                 <w:sz w:val="24"/>
                 <w:highlight w:val="none"/>
@@ -5396,7 +5356,7 @@
               <w:rPr>
                 <w:rFonts w:ascii="仿宋_GB2312" w:eastAsia="仿宋_GB2312" w:cs="AdobeSongStd-Light"/>
                 <w:b/>
-                <w:color w:val="auto"/>
+                <w:color w:val="0000FF"/>
                 <w:kern w:val="0"/>
                 <w:sz w:val="24"/>
                 <w:highlight w:val="none"/>
@@ -5407,7 +5367,7 @@
                 <w:rFonts w:hint="eastAsia" w:ascii="仿宋_GB2312" w:eastAsia="仿宋_GB2312" w:cs="AdobeSongStd-Light"/>
                 <w:b w:val="0"/>
                 <w:bCs/>
-                <w:color w:val="auto"/>
+                <w:color w:val="0000FF"/>
                 <w:kern w:val="0"/>
                 <w:sz w:val="24"/>
                 <w:highlight w:val="none"/>
@@ -5514,7 +5474,7 @@
               <w:rPr>
                 <w:rFonts w:hint="default" w:ascii="仿宋_GB2312" w:eastAsia="仿宋_GB2312" w:cs="AdobeSongStd-Light"/>
                 <w:b/>
-                <w:color w:val="auto"/>
+                <w:color w:val="0000FF"/>
                 <w:kern w:val="0"/>
                 <w:sz w:val="24"/>
                 <w:highlight w:val="none"/>
@@ -5524,7 +5484,7 @@
             <w:r>
               <w:rPr>
                 <w:rFonts w:hint="eastAsia" w:ascii="仿宋_GB2312" w:hAnsi="宋体" w:eastAsia="仿宋_GB2312" w:cs="宋体"/>
-                <w:color w:val="auto"/>
+                <w:color w:val="0000FF"/>
                 <w:kern w:val="0"/>
                 <w:sz w:val="24"/>
                 <w:highlight w:val="none"/>
@@ -5628,7 +5588,7 @@
               <w:jc w:val="center"/>
               <w:rPr>
                 <w:rFonts w:hint="default" w:ascii="仿宋_GB2312" w:hAnsi="宋体" w:eastAsia="仿宋_GB2312" w:cs="宋体"/>
-                <w:color w:val="auto"/>
+                <w:color w:val="0000FF"/>
                 <w:kern w:val="0"/>
                 <w:sz w:val="24"/>
                 <w:highlight w:val="none"/>
@@ -5638,7 +5598,7 @@
             <w:r>
               <w:rPr>
                 <w:rFonts w:hint="eastAsia" w:ascii="仿宋_GB2312" w:hAnsi="宋体" w:eastAsia="仿宋_GB2312" w:cs="宋体"/>
-                <w:color w:val="auto"/>
+                <w:color w:val="0000FF"/>
                 <w:kern w:val="0"/>
                 <w:sz w:val="24"/>
                 <w:highlight w:val="none"/>
@@ -5663,7 +5623,7 @@
               <w:jc w:val="center"/>
               <w:rPr>
                 <w:rFonts w:hint="default" w:ascii="仿宋_GB2312" w:hAnsi="宋体" w:eastAsia="仿宋_GB2312" w:cs="宋体"/>
-                <w:color w:val="auto"/>
+                <w:color w:val="0000FF"/>
                 <w:kern w:val="0"/>
                 <w:sz w:val="24"/>
                 <w:highlight w:val="none"/>
@@ -5673,7 +5633,7 @@
             <w:r>
               <w:rPr>
                 <w:rFonts w:hint="eastAsia" w:ascii="仿宋_GB2312" w:hAnsi="宋体" w:eastAsia="仿宋_GB2312" w:cs="宋体"/>
-                <w:color w:val="auto"/>
+                <w:color w:val="0000FF"/>
                 <w:kern w:val="0"/>
                 <w:sz w:val="24"/>
                 <w:highlight w:val="none"/>
@@ -7734,20 +7694,10 @@
     </w:p>
     <w:p>
       <w:pPr>
-        <w:rPr>
-          <w:rFonts w:hint="eastAsia" w:ascii="仿宋_GB2312" w:hAnsi="仿宋_GB2312" w:eastAsia="仿宋_GB2312" w:cs="仿宋_GB2312"/>
-          <w:color w:val="auto"/>
-          <w:szCs w:val="21"/>
-          <w:highlight w:val="none"/>
-        </w:rPr>
-      </w:pPr>
-    </w:p>
-    <w:p>
-      <w:pPr>
         <w:keepNext w:val="0"/>
         <w:keepLines w:val="0"/>
-        <w:pageBreakBefore w:val="0"/>
-        <w:widowControl/>
+        <w:pageBreakBefore/>
+        <w:widowControl w:val="0"/>
         <w:kinsoku/>
         <w:wordWrap/>
         <w:overflowPunct/>
@@ -7932,7 +7882,7 @@
               <w:rPr>
                 <w:rFonts w:hint="eastAsia" w:ascii="仿宋_GB2312" w:eastAsia="仿宋_GB2312" w:cs="AdobeSongStd-Light"/>
                 <w:b/>
-                <w:color w:val="auto"/>
+                <w:color w:val="0000FF"/>
                 <w:kern w:val="0"/>
                 <w:sz w:val="24"/>
                 <w:highlight w:val="none"/>
@@ -7942,7 +7892,7 @@
               <w:rPr>
                 <w:rFonts w:hint="eastAsia" w:ascii="仿宋_GB2312" w:eastAsia="仿宋_GB2312" w:cs="AdobeSongStd-Light"/>
                 <w:b/>
-                <w:color w:val="auto"/>
+                <w:color w:val="0000FF"/>
                 <w:kern w:val="0"/>
                 <w:sz w:val="24"/>
                 <w:highlight w:val="none"/>
@@ -8003,7 +7953,7 @@
               <w:rPr>
                 <w:rFonts w:ascii="仿宋_GB2312" w:eastAsia="仿宋_GB2312" w:cs="AdobeSongStd-Light"/>
                 <w:b/>
-                <w:color w:val="auto"/>
+                <w:color w:val="0000FF"/>
                 <w:kern w:val="0"/>
                 <w:sz w:val="24"/>
                 <w:highlight w:val="none"/>
@@ -8014,7 +7964,7 @@
                 <w:rFonts w:hint="eastAsia" w:ascii="仿宋_GB2312" w:eastAsia="仿宋_GB2312" w:cs="AdobeSongStd-Light"/>
                 <w:b w:val="0"/>
                 <w:bCs/>
-                <w:color w:val="auto"/>
+                <w:color w:val="0000FF"/>
                 <w:kern w:val="0"/>
                 <w:sz w:val="24"/>
                 <w:highlight w:val="none"/>
@@ -8121,7 +8071,7 @@
               <w:rPr>
                 <w:rFonts w:hint="default" w:ascii="仿宋_GB2312" w:eastAsia="仿宋_GB2312" w:cs="AdobeSongStd-Light"/>
                 <w:b/>
-                <w:color w:val="auto"/>
+                <w:color w:val="0000FF"/>
                 <w:kern w:val="0"/>
                 <w:sz w:val="24"/>
                 <w:highlight w:val="none"/>
@@ -8131,7 +8081,7 @@
             <w:r>
               <w:rPr>
                 <w:rFonts w:hint="eastAsia" w:ascii="仿宋_GB2312" w:hAnsi="宋体" w:eastAsia="仿宋_GB2312" w:cs="宋体"/>
-                <w:color w:val="auto"/>
+                <w:color w:val="0000FF"/>
                 <w:kern w:val="0"/>
                 <w:sz w:val="24"/>
                 <w:highlight w:val="none"/>
@@ -8235,7 +8185,7 @@
               <w:jc w:val="center"/>
               <w:rPr>
                 <w:rFonts w:hint="default" w:ascii="仿宋_GB2312" w:hAnsi="宋体" w:eastAsia="仿宋_GB2312" w:cs="宋体"/>
-                <w:color w:val="auto"/>
+                <w:color w:val="0000FF"/>
                 <w:kern w:val="0"/>
                 <w:sz w:val="24"/>
                 <w:highlight w:val="none"/>
@@ -8245,7 +8195,7 @@
             <w:r>
               <w:rPr>
                 <w:rFonts w:hint="eastAsia" w:ascii="仿宋_GB2312" w:hAnsi="宋体" w:eastAsia="仿宋_GB2312" w:cs="宋体"/>
-                <w:color w:val="auto"/>
+                <w:color w:val="0000FF"/>
                 <w:kern w:val="0"/>
                 <w:sz w:val="24"/>
                 <w:highlight w:val="none"/>
@@ -8270,7 +8220,7 @@
               <w:jc w:val="center"/>
               <w:rPr>
                 <w:rFonts w:hint="default" w:ascii="仿宋_GB2312" w:hAnsi="宋体" w:eastAsia="仿宋_GB2312" w:cs="宋体"/>
-                <w:color w:val="auto"/>
+                <w:color w:val="0000FF"/>
                 <w:kern w:val="0"/>
                 <w:sz w:val="24"/>
                 <w:highlight w:val="none"/>
@@ -8280,7 +8230,7 @@
             <w:r>
               <w:rPr>
                 <w:rFonts w:hint="eastAsia" w:ascii="仿宋_GB2312" w:hAnsi="宋体" w:eastAsia="仿宋_GB2312" w:cs="宋体"/>
-                <w:color w:val="auto"/>
+                <w:color w:val="0000FF"/>
                 <w:kern w:val="0"/>
                 <w:sz w:val="24"/>
                 <w:highlight w:val="none"/>
@@ -10259,40 +10209,10 @@
     </w:p>
     <w:p>
       <w:pPr>
-        <w:rPr>
-          <w:rFonts w:hint="eastAsia" w:ascii="仿宋_GB2312" w:hAnsi="仿宋_GB2312" w:eastAsia="仿宋_GB2312" w:cs="仿宋_GB2312"/>
-          <w:color w:val="auto"/>
-          <w:szCs w:val="21"/>
-          <w:highlight w:val="none"/>
-        </w:rPr>
-      </w:pPr>
-    </w:p>
-    <w:p>
-      <w:pPr>
-        <w:rPr>
-          <w:rFonts w:hint="eastAsia" w:ascii="仿宋_GB2312" w:hAnsi="仿宋_GB2312" w:eastAsia="仿宋_GB2312" w:cs="仿宋_GB2312"/>
-          <w:color w:val="auto"/>
-          <w:szCs w:val="21"/>
-          <w:highlight w:val="none"/>
-        </w:rPr>
-      </w:pPr>
-    </w:p>
-    <w:p>
-      <w:pPr>
-        <w:rPr>
-          <w:rFonts w:hint="eastAsia" w:ascii="仿宋_GB2312" w:hAnsi="仿宋_GB2312" w:eastAsia="仿宋_GB2312" w:cs="仿宋_GB2312"/>
-          <w:color w:val="auto"/>
-          <w:szCs w:val="21"/>
-          <w:highlight w:val="none"/>
-        </w:rPr>
-      </w:pPr>
-    </w:p>
-    <w:p>
-      <w:pPr>
         <w:keepNext w:val="0"/>
         <w:keepLines w:val="0"/>
-        <w:pageBreakBefore w:val="0"/>
-        <w:widowControl/>
+        <w:pageBreakBefore/>
+        <w:widowControl w:val="0"/>
         <w:kinsoku/>
         <w:wordWrap/>
         <w:overflowPunct/>
@@ -10487,7 +10407,7 @@
               <w:rPr>
                 <w:rFonts w:hint="eastAsia" w:ascii="仿宋_GB2312" w:eastAsia="仿宋_GB2312" w:cs="AdobeSongStd-Light"/>
                 <w:b/>
-                <w:color w:val="auto"/>
+                <w:color w:val="0000FF"/>
                 <w:kern w:val="0"/>
                 <w:sz w:val="24"/>
                 <w:highlight w:val="none"/>
@@ -10548,7 +10468,7 @@
               <w:rPr>
                 <w:rFonts w:ascii="仿宋_GB2312" w:eastAsia="仿宋_GB2312" w:cs="AdobeSongStd-Light"/>
                 <w:b/>
-                <w:color w:val="auto"/>
+                <w:color w:val="0000FF"/>
                 <w:kern w:val="0"/>
                 <w:sz w:val="24"/>
                 <w:highlight w:val="none"/>
@@ -10559,7 +10479,7 @@
                 <w:rFonts w:hint="eastAsia" w:ascii="仿宋_GB2312" w:eastAsia="仿宋_GB2312" w:cs="AdobeSongStd-Light"/>
                 <w:b w:val="0"/>
                 <w:bCs/>
-                <w:color w:val="auto"/>
+                <w:color w:val="0000FF"/>
                 <w:kern w:val="0"/>
                 <w:sz w:val="24"/>
                 <w:highlight w:val="none"/>
@@ -10666,7 +10586,7 @@
               <w:rPr>
                 <w:rFonts w:hint="default" w:ascii="仿宋_GB2312" w:eastAsia="仿宋_GB2312" w:cs="AdobeSongStd-Light"/>
                 <w:b/>
-                <w:color w:val="auto"/>
+                <w:color w:val="0000FF"/>
                 <w:kern w:val="0"/>
                 <w:sz w:val="24"/>
                 <w:highlight w:val="none"/>
@@ -10676,7 +10596,7 @@
             <w:r>
               <w:rPr>
                 <w:rFonts w:hint="eastAsia" w:ascii="仿宋_GB2312" w:hAnsi="宋体" w:eastAsia="仿宋_GB2312" w:cs="宋体"/>
-                <w:color w:val="auto"/>
+                <w:color w:val="0000FF"/>
                 <w:kern w:val="0"/>
                 <w:sz w:val="24"/>
                 <w:highlight w:val="none"/>
@@ -10780,7 +10700,7 @@
               <w:jc w:val="center"/>
               <w:rPr>
                 <w:rFonts w:hint="default" w:ascii="仿宋_GB2312" w:hAnsi="宋体" w:eastAsia="仿宋_GB2312" w:cs="宋体"/>
-                <w:color w:val="auto"/>
+                <w:color w:val="0000FF"/>
                 <w:kern w:val="0"/>
                 <w:sz w:val="24"/>
                 <w:highlight w:val="none"/>
@@ -10790,7 +10710,7 @@
             <w:r>
               <w:rPr>
                 <w:rFonts w:hint="eastAsia" w:ascii="仿宋_GB2312" w:hAnsi="宋体" w:eastAsia="仿宋_GB2312" w:cs="宋体"/>
-                <w:color w:val="auto"/>
+                <w:color w:val="0000FF"/>
                 <w:kern w:val="0"/>
                 <w:sz w:val="24"/>
                 <w:highlight w:val="none"/>
@@ -10815,7 +10735,7 @@
               <w:jc w:val="center"/>
               <w:rPr>
                 <w:rFonts w:hint="default" w:ascii="仿宋_GB2312" w:hAnsi="宋体" w:eastAsia="仿宋_GB2312" w:cs="宋体"/>
-                <w:color w:val="auto"/>
+                <w:color w:val="0000FF"/>
                 <w:kern w:val="0"/>
                 <w:sz w:val="24"/>
                 <w:highlight w:val="none"/>
@@ -10825,7 +10745,7 @@
             <w:r>
               <w:rPr>
                 <w:rFonts w:hint="eastAsia" w:ascii="仿宋_GB2312" w:hAnsi="宋体" w:eastAsia="仿宋_GB2312" w:cs="宋体"/>
-                <w:color w:val="auto"/>
+                <w:color w:val="0000FF"/>
                 <w:kern w:val="0"/>
                 <w:sz w:val="24"/>
                 <w:highlight w:val="none"/>
@@ -12928,7 +12848,7 @@
     <w:lsdException w:qFormat="1" w:unhideWhenUsed="0" w:uiPriority="0" w:semiHidden="0" w:name="Title"/>
     <w:lsdException w:unhideWhenUsed="0" w:uiPriority="0" w:semiHidden="0" w:name="Closing"/>
     <w:lsdException w:unhideWhenUsed="0" w:uiPriority="0" w:semiHidden="0" w:name="Signature"/>
-    <w:lsdException w:unhideWhenUsed="0" w:uiPriority="0" w:name="Default Paragraph Font"/>
+    <w:lsdException w:qFormat="1" w:unhideWhenUsed="0" w:uiPriority="0" w:name="Default Paragraph Font"/>
     <w:lsdException w:unhideWhenUsed="0" w:uiPriority="0" w:semiHidden="0" w:name="Body Text"/>
     <w:lsdException w:unhideWhenUsed="0" w:uiPriority="0" w:semiHidden="0" w:name="Body Text Indent"/>
     <w:lsdException w:unhideWhenUsed="0" w:uiPriority="0" w:semiHidden="0" w:name="List Continue"/>
@@ -13131,6 +13051,7 @@
   <w:style w:type="character" w:default="1" w:styleId="4">
     <w:name w:val="Default Paragraph Font"/>
     <w:semiHidden/>
+    <w:qFormat/>
     <w:uiPriority w:val="0"/>
   </w:style>
   <w:style w:type="table" w:default="1" w:styleId="3">
